--- a/docs/factsheets/f-normaldist.docx
+++ b/docs/factsheets/f-normaldist.docx
@@ -40,37 +40,39 @@
         <m:r>
           <m:t>N</m:t>
         </m:r>
-        <m:d>
-          <m:dPr>
-            <m:begChr m:val="("/>
-            <m:sepChr m:val=""/>
-            <m:endChr m:val=")"/>
-            <m:grow/>
-          </m:dPr>
+        <m:r>
+          <m:rPr>
+            <m:sty m:val="p"/>
+          </m:rPr>
+          <m:t>(</m:t>
+        </m:r>
+        <m:r>
+          <m:t>μ</m:t>
+        </m:r>
+        <m:r>
+          <m:rPr>
+            <m:sty m:val="p"/>
+          </m:rPr>
+          <m:t>,</m:t>
+        </m:r>
+        <m:sSup>
           <m:e>
             <m:r>
-              <m:t>μ</m:t>
+              <m:t>σ</m:t>
             </m:r>
+          </m:e>
+          <m:sup>
             <m:r>
-              <m:rPr>
-                <m:sty m:val="p"/>
-              </m:rPr>
-              <m:t>,</m:t>
+              <m:t>2</m:t>
             </m:r>
-            <m:sSup>
-              <m:e>
-                <m:r>
-                  <m:t>σ</m:t>
-                </m:r>
-              </m:e>
-              <m:sup>
-                <m:r>
-                  <m:t>2</m:t>
-                </m:r>
-              </m:sup>
-            </m:sSup>
-          </m:e>
-        </m:d>
+          </m:sup>
+        </m:sSup>
+        <m:r>
+          <m:rPr>
+            <m:sty m:val="p"/>
+          </m:rPr>
+          <m:t>)</m:t>
+        </m:r>
       </m:oMath>
       <w:r>
         <w:t xml:space="preserve">.</w:t>
@@ -85,18 +87,18 @@
           <wp:inline>
             <wp:extent cx="4754880" cy="5661035"/>
             <wp:effectExtent b="0" l="0" r="0" t="0"/>
-            <wp:docPr descr="An example of the normal distribution with \mu = 0 and \sigma = 1." title="" id="21" name="Picture"/>
+            <wp:docPr descr="An example of the normal distribution with \mu = 0 and \sigma = 1." title="" id="10" name="Picture"/>
             <a:graphic>
               <a:graphicData uri="http://schemas.openxmlformats.org/drawingml/2006/picture">
                 <pic:pic>
                   <pic:nvPicPr>
-                    <pic:cNvPr descr="./FiguresPNG/f-normaldist.png" id="22" name="Picture"/>
+                    <pic:cNvPr descr="./FiguresPNG/f-normaldist.png" id="11" name="Picture"/>
                     <pic:cNvPicPr>
                       <a:picLocks noChangeArrowheads="1" noChangeAspect="1"/>
                     </pic:cNvPicPr>
                   </pic:nvPicPr>
                   <pic:blipFill>
-                    <a:blip r:embed="rId20"/>
+                    <a:blip r:embed="rId9"/>
                     <a:stretch>
                       <a:fillRect/>
                     </a:stretch>
@@ -223,37 +225,39 @@
           </m:rPr>
           <m:t>Normal</m:t>
         </m:r>
-        <m:d>
-          <m:dPr>
-            <m:begChr m:val="("/>
-            <m:sepChr m:val=""/>
-            <m:endChr m:val=")"/>
-            <m:grow/>
-          </m:dPr>
+        <m:r>
+          <m:rPr>
+            <m:sty m:val="p"/>
+          </m:rPr>
+          <m:t>(</m:t>
+        </m:r>
+        <m:r>
+          <m:t>μ</m:t>
+        </m:r>
+        <m:r>
+          <m:rPr>
+            <m:sty m:val="p"/>
+          </m:rPr>
+          <m:t>,</m:t>
+        </m:r>
+        <m:sSup>
           <m:e>
             <m:r>
-              <m:t>μ</m:t>
+              <m:t>σ</m:t>
             </m:r>
+          </m:e>
+          <m:sup>
             <m:r>
-              <m:rPr>
-                <m:sty m:val="p"/>
-              </m:rPr>
-              <m:t>,</m:t>
+              <m:t>2</m:t>
             </m:r>
-            <m:sSup>
-              <m:e>
-                <m:r>
-                  <m:t>σ</m:t>
-                </m:r>
-              </m:e>
-              <m:sup>
-                <m:r>
-                  <m:t>2</m:t>
-                </m:r>
-              </m:sup>
-            </m:sSup>
-          </m:e>
-        </m:d>
+          </m:sup>
+        </m:sSup>
+        <m:r>
+          <m:rPr>
+            <m:sty m:val="p"/>
+          </m:rPr>
+          <m:t>)</m:t>
+        </m:r>
       </m:oMath>
       <w:r>
         <w:t xml:space="preserve"> </w:t>
@@ -277,37 +281,39 @@
         <m:r>
           <m:t>N</m:t>
         </m:r>
-        <m:d>
-          <m:dPr>
-            <m:begChr m:val="("/>
-            <m:sepChr m:val=""/>
-            <m:endChr m:val=")"/>
-            <m:grow/>
-          </m:dPr>
+        <m:r>
+          <m:rPr>
+            <m:sty m:val="p"/>
+          </m:rPr>
+          <m:t>(</m:t>
+        </m:r>
+        <m:r>
+          <m:t>μ</m:t>
+        </m:r>
+        <m:r>
+          <m:rPr>
+            <m:sty m:val="p"/>
+          </m:rPr>
+          <m:t>,</m:t>
+        </m:r>
+        <m:sSup>
           <m:e>
             <m:r>
-              <m:t>μ</m:t>
+              <m:t>σ</m:t>
             </m:r>
+          </m:e>
+          <m:sup>
             <m:r>
-              <m:rPr>
-                <m:sty m:val="p"/>
-              </m:rPr>
-              <m:t>,</m:t>
+              <m:t>2</m:t>
             </m:r>
-            <m:sSup>
-              <m:e>
-                <m:r>
-                  <m:t>σ</m:t>
-                </m:r>
-              </m:e>
-              <m:sup>
-                <m:r>
-                  <m:t>2</m:t>
-                </m:r>
-              </m:sup>
-            </m:sSup>
-          </m:e>
-        </m:d>
+          </m:sup>
+        </m:sSup>
+        <m:r>
+          <m:rPr>
+            <m:sty m:val="p"/>
+          </m:rPr>
+          <m:t>)</m:t>
+        </m:r>
       </m:oMath>
     </w:p>
     <w:p>
@@ -491,24 +497,26 @@
             <m:oMath>
               <m:r>
                 <m:rPr>
+                  <m:scr m:val="double-struck"/>
                   <m:sty m:val="p"/>
-                  <m:scr m:val="double-struck"/>
                 </m:rPr>
                 <m:t>E</m:t>
               </m:r>
-              <m:d>
-                <m:dPr>
-                  <m:begChr m:val="("/>
-                  <m:sepChr m:val=""/>
-                  <m:endChr m:val=")"/>
-                  <m:grow/>
-                </m:dPr>
-                <m:e>
-                  <m:r>
-                    <m:t>X</m:t>
-                  </m:r>
-                </m:e>
-              </m:d>
+              <m:r>
+                <m:rPr>
+                  <m:sty m:val="p"/>
+                </m:rPr>
+                <m:t>(</m:t>
+              </m:r>
+              <m:r>
+                <m:t>X</m:t>
+              </m:r>
+              <m:r>
+                <m:rPr>
+                  <m:sty m:val="p"/>
+                </m:rPr>
+                <m:t>)</m:t>
+              </m:r>
               <m:r>
                 <m:rPr>
                   <m:sty m:val="p"/>
@@ -557,24 +565,26 @@
             <m:oMath>
               <m:r>
                 <m:rPr>
+                  <m:scr m:val="double-struck"/>
                   <m:sty m:val="p"/>
-                  <m:scr m:val="double-struck"/>
                 </m:rPr>
                 <m:t>V</m:t>
               </m:r>
-              <m:d>
-                <m:dPr>
-                  <m:begChr m:val="("/>
-                  <m:sepChr m:val=""/>
-                  <m:endChr m:val=")"/>
-                  <m:grow/>
-                </m:dPr>
-                <m:e>
-                  <m:r>
-                    <m:t>X</m:t>
-                  </m:r>
-                </m:e>
-              </m:d>
+              <m:r>
+                <m:rPr>
+                  <m:sty m:val="p"/>
+                </m:rPr>
+                <m:t>(</m:t>
+              </m:r>
+              <m:r>
+                <m:t>X</m:t>
+              </m:r>
+              <m:r>
+                <m:rPr>
+                  <m:sty m:val="p"/>
+                </m:rPr>
+                <m:t>)</m:t>
+              </m:r>
               <m:r>
                 <m:rPr>
                   <m:sty m:val="p"/>
@@ -632,33 +642,35 @@
             <m:oMath>
               <m:r>
                 <m:rPr>
+                  <m:scr m:val="double-struck"/>
                   <m:sty m:val="p"/>
-                  <m:scr m:val="double-struck"/>
                 </m:rPr>
                 <m:t>P</m:t>
               </m:r>
-              <m:d>
-                <m:dPr>
-                  <m:begChr m:val="("/>
-                  <m:sepChr m:val=""/>
-                  <m:endChr m:val=")"/>
-                  <m:grow/>
-                </m:dPr>
-                <m:e>
-                  <m:r>
-                    <m:t>X</m:t>
-                  </m:r>
-                  <m:r>
-                    <m:rPr>
-                      <m:sty m:val="p"/>
-                    </m:rPr>
-                    <m:t>=</m:t>
-                  </m:r>
-                  <m:r>
-                    <m:t>x</m:t>
-                  </m:r>
-                </m:e>
-              </m:d>
+              <m:r>
+                <m:rPr>
+                  <m:sty m:val="p"/>
+                </m:rPr>
+                <m:t>(</m:t>
+              </m:r>
+              <m:r>
+                <m:t>X</m:t>
+              </m:r>
+              <m:r>
+                <m:rPr>
+                  <m:sty m:val="p"/>
+                </m:rPr>
+                <m:t>=</m:t>
+              </m:r>
+              <m:r>
+                <m:t>x</m:t>
+              </m:r>
+              <m:r>
+                <m:rPr>
+                  <m:sty m:val="p"/>
+                </m:rPr>
+                <m:t>)</m:t>
+              </m:r>
               <m:r>
                 <m:rPr>
                   <m:sty m:val="p"/>
@@ -728,30 +740,32 @@
                       <m:type m:val="bar"/>
                     </m:fPr>
                     <m:num>
+                      <m:r>
+                        <m:rPr>
+                          <m:sty m:val="p"/>
+                        </m:rPr>
+                        <m:t>(</m:t>
+                      </m:r>
+                      <m:r>
+                        <m:t>x</m:t>
+                      </m:r>
+                      <m:r>
+                        <m:rPr>
+                          <m:sty m:val="p"/>
+                        </m:rPr>
+                        <m:t>−</m:t>
+                      </m:r>
+                      <m:r>
+                        <m:t>μ</m:t>
+                      </m:r>
                       <m:sSup>
                         <m:e>
-                          <m:d>
-                            <m:dPr>
-                              <m:begChr m:val="("/>
-                              <m:sepChr m:val=""/>
-                              <m:endChr m:val=")"/>
-                              <m:grow/>
-                            </m:dPr>
-                            <m:e>
-                              <m:r>
-                                <m:t>x</m:t>
-                              </m:r>
-                              <m:r>
-                                <m:rPr>
-                                  <m:sty m:val="p"/>
-                                </m:rPr>
-                                <m:t>−</m:t>
-                              </m:r>
-                              <m:r>
-                                <m:t>μ</m:t>
-                              </m:r>
-                            </m:e>
-                          </m:d>
+                          <m:r>
+                            <m:rPr>
+                              <m:sty m:val="p"/>
+                            </m:rPr>
+                            <m:t>)</m:t>
+                          </m:r>
                         </m:e>
                         <m:sup>
                           <m:r>
@@ -797,19 +811,21 @@
                 </m:rPr>
                 <m:t>exp</m:t>
               </m:r>
-              <m:d>
-                <m:dPr>
-                  <m:begChr m:val="("/>
-                  <m:sepChr m:val=""/>
-                  <m:endChr m:val=")"/>
-                  <m:grow/>
-                </m:dPr>
-                <m:e>
-                  <m:r>
-                    <m:t>y</m:t>
-                  </m:r>
-                </m:e>
-              </m:d>
+              <m:r>
+                <m:rPr>
+                  <m:sty m:val="p"/>
+                </m:rPr>
+                <m:t>(</m:t>
+              </m:r>
+              <m:r>
+                <m:t>y</m:t>
+              </m:r>
+              <m:r>
+                <m:rPr>
+                  <m:sty m:val="p"/>
+                </m:rPr>
+                <m:t>)</m:t>
+              </m:r>
               <m:r>
                 <m:rPr>
                   <m:sty m:val="p"/>
@@ -859,33 +875,35 @@
             <m:oMath>
               <m:r>
                 <m:rPr>
+                  <m:scr m:val="double-struck"/>
                   <m:sty m:val="p"/>
-                  <m:scr m:val="double-struck"/>
                 </m:rPr>
                 <m:t>P</m:t>
               </m:r>
-              <m:d>
-                <m:dPr>
-                  <m:begChr m:val="("/>
-                  <m:sepChr m:val=""/>
-                  <m:endChr m:val=")"/>
-                  <m:grow/>
-                </m:dPr>
-                <m:e>
-                  <m:r>
-                    <m:t>X</m:t>
-                  </m:r>
-                  <m:r>
-                    <m:rPr>
-                      <m:sty m:val="p"/>
-                    </m:rPr>
-                    <m:t>≤</m:t>
-                  </m:r>
-                  <m:r>
-                    <m:t>x</m:t>
-                  </m:r>
-                </m:e>
-              </m:d>
+              <m:r>
+                <m:rPr>
+                  <m:sty m:val="p"/>
+                </m:rPr>
+                <m:t>(</m:t>
+              </m:r>
+              <m:r>
+                <m:t>X</m:t>
+              </m:r>
+              <m:r>
+                <m:rPr>
+                  <m:sty m:val="p"/>
+                </m:rPr>
+                <m:t>≤</m:t>
+              </m:r>
+              <m:r>
+                <m:t>x</m:t>
+              </m:r>
+              <m:r>
+                <m:rPr>
+                  <m:sty m:val="p"/>
+                </m:rPr>
+                <m:t>)</m:t>
+              </m:r>
               <m:r>
                 <m:rPr>
                   <m:sty m:val="p"/>
@@ -996,19 +1014,21 @@
                 </m:rPr>
                 <m:t>erf</m:t>
               </m:r>
-              <m:d>
-                <m:dPr>
-                  <m:begChr m:val="("/>
-                  <m:sepChr m:val=""/>
-                  <m:endChr m:val=")"/>
-                  <m:grow/>
-                </m:dPr>
-                <m:e>
-                  <m:r>
-                    <m:t>x</m:t>
-                  </m:r>
-                </m:e>
-              </m:d>
+              <m:r>
+                <m:rPr>
+                  <m:sty m:val="p"/>
+                </m:rPr>
+                <m:t>(</m:t>
+              </m:r>
+              <m:r>
+                <m:t>x</m:t>
+              </m:r>
+              <m:r>
+                <m:rPr>
+                  <m:sty m:val="p"/>
+                </m:rPr>
+                <m:t>)</m:t>
+              </m:r>
             </m:oMath>
             <w:r>
               <w:t xml:space="preserve"> </w:t>
@@ -1086,28 +1106,30 @@
         <m:r>
           <m:t>N</m:t>
         </m:r>
-        <m:d>
-          <m:dPr>
-            <m:begChr m:val="("/>
-            <m:sepChr m:val=""/>
-            <m:endChr m:val=")"/>
-            <m:grow/>
-          </m:dPr>
-          <m:e>
-            <m:r>
-              <m:t>5.6</m:t>
-            </m:r>
-            <m:r>
-              <m:rPr>
-                <m:sty m:val="p"/>
-              </m:rPr>
-              <m:t>,</m:t>
-            </m:r>
-            <m:r>
-              <m:t>1.44</m:t>
-            </m:r>
-          </m:e>
-        </m:d>
+        <m:r>
+          <m:rPr>
+            <m:sty m:val="p"/>
+          </m:rPr>
+          <m:t>(</m:t>
+        </m:r>
+        <m:r>
+          <m:t>5.6</m:t>
+        </m:r>
+        <m:r>
+          <m:rPr>
+            <m:sty m:val="p"/>
+          </m:rPr>
+          <m:t>,</m:t>
+        </m:r>
+        <m:r>
+          <m:t>1.44</m:t>
+        </m:r>
+        <m:r>
+          <m:rPr>
+            <m:sty m:val="p"/>
+          </m:rPr>
+          <m:t>)</m:t>
+        </m:r>
       </m:oMath>
       <w:r>
         <w:t xml:space="preserve">, meaning the data is normally distributed, centered at</w:t>
@@ -1155,7 +1177,7 @@
         <w:t xml:space="preserve">.</w:t>
       </w:r>
     </w:p>
-    <w:bookmarkStart w:id="27" w:name="further-reading"/>
+    <w:bookmarkStart w:id="16" w:name="further-reading"/>
     <w:p>
       <w:pPr>
         <w:pStyle w:val="Heading1"/>
@@ -1174,7 +1196,7 @@
       <w:r>
         <w:t xml:space="preserve"> </w:t>
       </w:r>
-      <w:hyperlink r:id="rId23">
+      <w:hyperlink r:id="rId12">
         <w:r>
           <w:rPr>
             <w:rStyle w:val="Hyperlink"/>
@@ -1191,7 +1213,7 @@
       <w:r>
         <w:t xml:space="preserve"> </w:t>
       </w:r>
-      <w:hyperlink r:id="rId24">
+      <w:hyperlink r:id="rId13">
         <w:r>
           <w:rPr>
             <w:rStyle w:val="Hyperlink"/>
@@ -1206,7 +1228,7 @@
         <w:t xml:space="preserve">Please click the relevant links to go to the guides.</w:t>
       </w:r>
     </w:p>
-    <w:bookmarkStart w:id="26" w:name="version-history"/>
+    <w:bookmarkStart w:id="15" w:name="version-history"/>
     <w:p>
       <w:pPr>
         <w:pStyle w:val="Heading2"/>
@@ -1225,7 +1247,6 @@
     </w:p>
     <w:p>
       <w:pPr>
-        <w:pStyle w:val="Compact"/>
         <w:numPr>
           <w:ilvl w:val="0"/>
           <w:numId w:val="1002"/>
@@ -1237,7 +1258,7 @@
       <w:r>
         <w:t xml:space="preserve"> </w:t>
       </w:r>
-      <w:hyperlink r:id="rId24">
+      <w:hyperlink r:id="rId13">
         <w:r>
           <w:rPr>
             <w:rStyle w:val="Hyperlink"/>
@@ -1254,9 +1275,20 @@
     </w:p>
     <w:p>
       <w:pPr>
+        <w:numPr>
+          <w:ilvl w:val="0"/>
+          <w:numId w:val="1002"/>
+        </w:numPr>
+      </w:pPr>
+      <w:r>
+        <w:t xml:space="preserve">v1.2: graph transferred from R Shinylive to html by tdhc in 06/26.</w:t>
+      </w:r>
+    </w:p>
+    <w:p>
+      <w:pPr>
         <w:pStyle w:val="FirstParagraph"/>
       </w:pPr>
-      <w:hyperlink r:id="rId25">
+      <w:hyperlink r:id="rId14">
         <w:r>
           <w:rPr>
             <w:rStyle w:val="Hyperlink"/>
@@ -1265,8 +1297,8 @@
         </w:r>
       </w:hyperlink>
     </w:p>
-    <w:bookmarkEnd w:id="26"/>
-    <w:bookmarkEnd w:id="27"/>
+    <w:bookmarkEnd w:id="15"/>
+    <w:bookmarkEnd w:id="16"/>
     <w:sectPr>
       <w:pgSz w:h="15840" w:w="12240"/>
       <w:pgMar w:bottom="1440" w:footer="720" w:gutter="0" w:header="720" w:left="1440" w:right="1440" w:top="1440"/>
